--- a/data/revised_2026-10_full/outputs/v2/Physics/SS3.1_Radioactivity_and_Stability_of_Isotopes/Physics_Radioactivity_and_Stability_of_Isotopes_FinalExplanation_TeacherKey.docx
+++ b/data/revised_2026-10_full/outputs/v2/Physics/SS3.1_Radioactivity_and_Stability_of_Isotopes/Physics_Radioactivity_and_Stability_of_Isotopes_FinalExplanation_TeacherKey.docx
@@ -1872,7 +1872,7 @@
         </w:rPr>
         <w:t xml:space="preserve">© 2026 SeaVuria and ARES. This work is licensed under a </w:t>
       </w:r>
-      <w:hyperlink w:history="1" r:id="rIdmqxdkjftyjrovjf73qoj_">
+      <w:hyperlink w:history="1" r:id="rIdnttlntp6hflrl2zr0da5d">
         <w:r>
           <w:rPr>
             <w:rFonts w:ascii="Arial" w:cs="Arial" w:eastAsia="Arial" w:hAnsi="Arial"/>
@@ -1892,7 +1892,7 @@
         </w:rPr>
         <w:t xml:space="preserve"> (</w:t>
       </w:r>
-      <w:hyperlink w:history="1" r:id="rIdiu0sdpforof8zdw05ifte">
+      <w:hyperlink w:history="1" r:id="rIdygytsad9yf_l4em4vga_v">
         <w:r>
           <w:rPr>
             <w:rFonts w:ascii="Arial" w:cs="Arial" w:eastAsia="Arial" w:hAnsi="Arial"/>
@@ -1912,7 +1912,7 @@
         </w:rPr>
         <w:t xml:space="preserve">). To view a copy of this license, visit </w:t>
       </w:r>
-      <w:hyperlink w:history="1" r:id="rIddp_zgu-y3xkaoph7ykq5j">
+      <w:hyperlink w:history="1" r:id="rIdafob59azaw01u6jnobvaf">
         <w:r>
           <w:rPr>
             <w:rFonts w:ascii="Arial" w:cs="Arial" w:eastAsia="Arial" w:hAnsi="Arial"/>
